--- a/How the site works.docx
+++ b/How the site works.docx
@@ -269,7 +269,103 @@
         <w:t>Source</w:t>
       </w:r>
       <w:r>
-        <w:t xml:space="preserve"> is the one exception - found by its heading.)</w:t>
+        <w:t xml:space="preserve"> and </w:t>
+      </w:r>
+      <w:r>
+        <w:rPr>
+          <w:rFonts w:ascii="Consolas" w:hAnsi="Consolas"/>
+          <w:color w:val="0F4C63"/>
+          <w:sz w:val="19"/>
+        </w:rPr>
+        <w:t>Show/Hide</w:t>
+      </w:r>
+      <w:r>
+        <w:t xml:space="preserve"> are the exceptions - found by their headings, so they can sit anywhere.)</w:t>
+      </w:r>
+    </w:p>
+    <w:p>
+      <w:pPr>
+        <w:pStyle w:val="Heading2"/>
+      </w:pPr>
+      <w:r>
+        <w:t>Taking something off the site</w:t>
+      </w:r>
+    </w:p>
+    <w:p>
+      <w:r>
+        <w:t xml:space="preserve">Don't delete the row. Put </w:t>
+      </w:r>
+      <w:r>
+        <w:rPr>
+          <w:b/>
+        </w:rPr>
+        <w:t>`Hide`</w:t>
+      </w:r>
+      <w:r>
+        <w:t xml:space="preserve"> in its </w:t>
+      </w:r>
+      <w:r>
+        <w:rPr>
+          <w:rFonts w:ascii="Consolas" w:hAnsi="Consolas"/>
+          <w:color w:val="0F4C63"/>
+          <w:sz w:val="19"/>
+        </w:rPr>
+        <w:t>Show/Hide</w:t>
+      </w:r>
+      <w:r>
+        <w:t xml:space="preserve"> column, at the far right of Agent, Project and Output. Blank or </w:t>
+      </w:r>
+      <w:r>
+        <w:rPr>
+          <w:rFonts w:ascii="Consolas" w:hAnsi="Consolas"/>
+          <w:color w:val="0F4C63"/>
+          <w:sz w:val="19"/>
+        </w:rPr>
+        <w:t>Show</w:t>
+      </w:r>
+      <w:r>
+        <w:t xml:space="preserve"> publishes as normal, so an untouched sheet behaves exactly as it did before the column existed.</w:t>
+      </w:r>
+    </w:p>
+    <w:p>
+      <w:r>
+        <w:t xml:space="preserve">The rebuild prints </w:t>
+      </w:r>
+      <w:r>
+        <w:rPr>
+          <w:rFonts w:ascii="Consolas" w:hAnsi="Consolas"/>
+          <w:color w:val="0F4C63"/>
+          <w:sz w:val="19"/>
+        </w:rPr>
+        <w:t>hidden=N</w:t>
+      </w:r>
+      <w:r>
+        <w:t xml:space="preserve">. If it says 0 after you hid something, the cell didn't take. Anything it doesn't recognise - a typo - is listed and </w:t>
+      </w:r>
+      <w:r>
+        <w:rPr>
+          <w:b/>
+        </w:rPr>
+        <w:t>published as usual</w:t>
+      </w:r>
+      <w:r>
+        <w:t>, because showing one row too many is a smaller problem than silently losing one.</w:t>
+      </w:r>
+    </w:p>
+    <w:p>
+      <w:r>
+        <w:t xml:space="preserve">Hiding a row doesn't rewrite the rows that named it, so a </w:t>
+      </w:r>
+      <w:r>
+        <w:rPr>
+          <w:rFonts w:ascii="Consolas" w:hAnsi="Consolas"/>
+          <w:color w:val="0F4C63"/>
+          <w:sz w:val="19"/>
+        </w:rPr>
+        <w:t>LinksTo</w:t>
+      </w:r>
+      <w:r>
+        <w:t xml:space="preserve"> pointing at it now points at nothing. The build reports that too.</w:t>
       </w:r>
     </w:p>
     <w:p>

--- a/How the site works.docx
+++ b/How the site works.docx
@@ -534,6 +534,44 @@
     </w:p>
     <w:p>
       <w:pPr>
+        <w:pStyle w:val="Heading2"/>
+      </w:pPr>
+      <w:r>
+        <w:t>What people asked for and didn't get</w:t>
+      </w:r>
+    </w:p>
+    <w:p>
+      <w:r>
+        <w:t>When a question matches nothing, the page records the question text - and only that, no address or identifier - so the gaps are visible instead of guessed at.</w:t>
+      </w:r>
+    </w:p>
+    <w:p>
+      <w:r>
+        <w:t xml:space="preserve">Read them at </w:t>
+      </w:r>
+      <w:r>
+        <w:rPr>
+          <w:b/>
+        </w:rPr>
+        <w:t>Netlify &gt; Functions &gt; `ask` &gt; Logs</w:t>
+      </w:r>
+      <w:r>
+        <w:t xml:space="preserve">, looking for lines beginning </w:t>
+      </w:r>
+      <w:r>
+        <w:rPr>
+          <w:rFonts w:ascii="Consolas" w:hAnsi="Consolas"/>
+          <w:color w:val="0F4C63"/>
+          <w:sz w:val="19"/>
+        </w:rPr>
+        <w:t>ask miss:</w:t>
+      </w:r>
+      <w:r>
+        <w:t>. A term that keeps appearing is worth adding to the workbook, or worth knowing the site cannot answer.</w:t>
+      </w:r>
+    </w:p>
+    <w:p>
+      <w:pPr>
         <w:pStyle w:val="Heading1"/>
       </w:pPr>
       <w:r>
